--- a/lesmateriaal/excel-basis/excel-opdrachtfiche.docx
+++ b/lesmateriaal/excel-basis/excel-opdrachtfiche.docx
@@ -498,7 +498,15 @@
         <w:pStyle w:val="ListBullet"/>
       </w:pPr>
       <w:r>
-        <w:t>Het stappenplan: daar staat per oefening wat je moet doen.</w:t>
+        <w:t>De opdrachtomschrijving: per werkblad wat er al staat en wat jij moet maken.</w:t>
+      </w:r>
+    </w:p>
+    <w:p>
+      <w:pPr>
+        <w:pStyle w:val="ListBullet"/>
+      </w:pPr>
+      <w:r>
+        <w:t>Het stappenplan: daar staat stap voor stap hoe je het aanpakt.</w:t>
       </w:r>
     </w:p>
     <w:p>
